--- a/media/R2601/temp/问题单.docx
+++ b/media/R2601/temp/问题单.docx
@@ -2255,21 +2255,6 @@
                   <w:t xml:space="preserve">标校软件测试软件XXX/V1.00</w:t>
                 </w:r>
               </w:p>
-              <w:p>
-                <w:pPr>
-                  <w:jc w:val="center"/>
-                  <w:rPr>
-                    <w:szCs w:val="21"/>
-                  </w:rPr>
-                </w:pPr>
-                <w:r>
-                  <w:rPr>
-                    <w:rFonts w:hint="eastAsia"/>
-                    <w:szCs w:val="21"/>
-                  </w:rPr>
-                  <w:t xml:space="preserve">标校软件测试软件XXX/V1.00</w:t>
-                </w:r>
-              </w:p>
             </w:tc>
           </w:tr>
           <w:tr>
@@ -2449,7 +2434,7 @@
                     <w:rFonts w:hint="eastAsia"/>
                     <w:szCs w:val="21"/>
                   </w:rPr>
-                  <w:t xml:space="preserve">YL_SU_CSH_004，YL_SU_CSH_002</w:t>
+                  <w:t xml:space="preserve">YL_SU_CSH_002</w:t>
                 </w:r>
               </w:p>
             </w:tc>
@@ -3165,21 +3150,7 @@
                     <w:rFonts w:hint="eastAsia"/>
                     <w:lang w:bidi="ar"/>
                   </w:rPr>
-                  <w:t xml:space="preserve">标校软件需求规格说明-3.2.1章节:初始化功能主要包括串口初始化、界面初始化、变量初始化、线程初始化等功能，其中串口初始化可通过界面配置串口号信息，波特率、校验位、停止位信息等相关信息为不可配置项；界面初始化、变量初始化、线程初始化等功能在地面软件运行时执行，保证地面软件在执行之前所有软件相关信息正确初始化 输入要求： 处理要求：a)     串口初始化：串口波特率为921600，数据位8，无校验，停止位1；串口号根据用户输入确定。b)     界面初始化：使用qss设计界面控件风格；界面绘图、显示、按钮等控件采用动态生成；界面菜单栏动态生成；c)     变量初始化：将全局变量、结构体、成员变量根据实际使用情况进行初始化，如应用程序路径变量、配置文件名称变量、日志路径变量等。d)     线程初始化：线程包括定时器线程、串口数据采集线程、标定线程、数据解析线程、参数上传等，每个线程在使用之前需要使用关键字开辟空间，并new调用构造函数初始化实例</w:t>
-                </w:r>
-              </w:p>
-              <w:p>
-                <w:pPr>
-                  <w:rPr>
-                    <w:lang w:bidi="ar"/>
-                  </w:rPr>
-                </w:pPr>
-                <w:r>
-                  <w:rPr>
-                    <w:rFonts w:hint="eastAsia"/>
-                    <w:lang w:bidi="ar"/>
-                  </w:rPr>
-                  <w:t xml:space="preserve">标校软件需求规格说明-3.2.1章节:初始化功能主要包括串口初始化、界面初始化、变量初始化、线程初始化等功能，其中串口初始化可通过界面配置串口号信息，波特率、校验位、停止位信息等相关信息为不可配置项；界面初始化、变量初始化、线程初始化等功能在地面软件运行时执行，保证地面软件在执行之前所有软件相关信息正确初始化 输入要求： 处理要求：a)     串口初始化：串口波特率为921600，数据位8，无校验，停止位1；串口号根据用户输入确定。b)     界面初始化：使用qss设计界面控件风格；界面绘图、显示、按钮等控件采用动态生成；界面菜单栏动态生成；c)     变量初始化：将全局变量、结构体、成员变量根据实际使用情况进行初始化，如应用程序路径变量、配置文件名称变量、日志路径变量等。d)     线程初始化：线程包括定时器线程、串口数据采集线程、标定线程、数据解析线程、参数上传等，每个线程在使用之前需要使用关键字开辟空间，并new调用构造函数初始化实例</w:t>
+                  <w:t xml:space="preserve">标校软件需求规格说明-3.2.1章节:初始化功能主要包括串口初始化、界面初始化、变量初始化、线程初始化等功能，其中串口初始化可通过界面配置串口号信息，波特率、校验位、停止位信息等相关信息为不可配置项；界面初始化、变量初始化、线程初始化等功能在地面软件运行时执行，保证地面软件在执行之前所有软件相关信息正确初始化 输入要求： 处理要求：a) 串口初始化：串口波特率为921600，数据位8，无校验，停止位1；串口号根据用户输入确定。b) 界面初始化：使用qss设计界面控件风格；界面绘图、显示、按钮等控件采用动态生成；界面菜单栏动态生成；c) 变量初始化：将全局变量、结构体、成员变量根据实际使用情况进行初始化，如应用程序路径变量、配置文件名称变量、日志路径变量等。d) 线程初始化：线程包括定时器线程、串口数据采集线程、标定线程、数据解析线程、参数上传等，每个线程在使用之前需要使用关键字开辟空间，并new调用构造函数初始化实例</w:t>
                 </w:r>
               </w:p>
               <w:p>
@@ -3214,7 +3185,49 @@
                     <w:rFonts w:hint="eastAsia"/>
                     <w:szCs w:val="21"/>
                   </w:rPr>
-                  <w:t xml:space="preserve">XXX问题</w:t>
+                  <w:t xml:space="preserve">SMILE指令生成与发控软件错误内容如下：</w:t>
+                </w:r>
+              </w:p>
+              <w:p>
+                <w:pPr>
+                  <w:rPr>
+                    <w:szCs w:val="21"/>
+                  </w:rPr>
+                </w:pPr>
+                <w:r>
+                  <w:rPr>
+                    <w:rFonts w:hint="eastAsia"/>
+                    <w:szCs w:val="21"/>
+                  </w:rPr>
+                  <w:t xml:space="preserve">1. XXX1</w:t>
+                </w:r>
+              </w:p>
+              <w:p>
+                <w:pPr>
+                  <w:rPr>
+                    <w:szCs w:val="21"/>
+                  </w:rPr>
+                </w:pPr>
+                <w:r>
+                  <w:rPr>
+                    <w:rFonts w:hint="eastAsia"/>
+                    <w:szCs w:val="21"/>
+                  </w:rPr>
+                  <w:t xml:space="preserve">2. XXX2</w:t>
+                </w:r>
+              </w:p>
+              <w:p>
+                <w:pPr>
+                  <w:rPr>
+                    <w:szCs w:val="21"/>
+                  </w:rPr>
+                </w:pPr>
+                <w:r>
+                  <w:rPr>
+                    <w:rFonts w:hint="eastAsia"/>
+                    <w:szCs w:val="21"/>
+                  </w:rPr>
+                  <w:t xml:space="preserve">3. XXX3</w:t>
                 </w:r>
               </w:p>
               <w:p>
